--- a/09-encerramento/02-licoes-aprendidas.docx
+++ b/09-encerramento/02-licoes-aprendidas.docx
@@ -403,7 +403,7 @@
               <w:pStyle w:val="Compact"/>
             </w:pPr>
             <w:r>
-              <w:t xml:space="preserve">{{Passa a estar na Definition of Done}}</w:t>
+              <w:t xml:space="preserve">{{Passa a estar na Critérios de Conclusão}}</w:t>
             </w:r>
           </w:p>
         </w:tc>
@@ -1204,7 +1204,7 @@
               <w:pStyle w:val="Compact"/>
             </w:pPr>
             <w:r>
-              <w:t xml:space="preserve">{{Definition of Done}}</w:t>
+              <w:t xml:space="preserve">{{Critérios de Conclusão}}</w:t>
             </w:r>
           </w:p>
         </w:tc>
@@ -1272,7 +1272,7 @@
               <w:pStyle w:val="Compact"/>
             </w:pPr>
             <w:r>
-              <w:t xml:space="preserve">{{Template de plano de projeto}}</w:t>
+              <w:t xml:space="preserve">{{Modelo de plano de projeto}}</w:t>
             </w:r>
           </w:p>
         </w:tc>
